--- a/policies/build/preview_hco/HCO.HRM.7_v2_preview.docx
+++ b/policies/build/preview_hco/HCO.HRM.7_v2_preview.docx
@@ -773,7 +773,7 @@
           <w:sz w:val="22"/>
           <w:szCs w:val="22"/>
         </w:rPr>
-        <w:t xml:space="preserve">Boundaries: do not copy SHCO equivalent-chapter wording (including the already-deployed SHCO 3rd Edition HRM chapter). Do not overwrite HCO AAC, COP, MOM, PRE, IPC, PSQ, ROM or FMS policies. Spell out abbreviations on first use in training materials. OE counts/levels/asterisks stay with the official portal Standards PDF. Method notes come from the Guidebook Interpretation paragraphs (scanned PDF; no text layer, transcribed and verified against rendered page images — see policies/source/hco6_hrm_chapter_notes.md).</w:t>
+        <w:t xml:space="preserve">Boundaries: do not overwrite HCO AAC, COP, MOM, PRE, IPC, PSQ, ROM or FMS policies. Spell out abbreviations on first use in training materials. OE counts/levels/asterisks stay with the official portal Standards PDF. Method notes come from the Guidebook Interpretation paragraphs (scanned PDF; no text layer, transcribed and verified against rendered page images — see policies/source/hco6_hrm_chapter_notes.md).</w:t>
       </w:r>
     </w:p>
     <w:p>
@@ -950,7 +950,7 @@
         <w:spacing w:after="100" w:before="220"/>
       </w:pPr>
       <w:r>
-        <w:t xml:space="preserve">5.2 The staff are made aware of the system of appraisal at the time of in...</w:t>
+        <w:t xml:space="preserve">5.2 The staff are made aware of the system of appraisal at the time of...</w:t>
       </w:r>
     </w:p>
     <w:p>
@@ -1049,7 +1049,7 @@
         <w:spacing w:after="100" w:before="220"/>
       </w:pPr>
       <w:r>
-        <w:t xml:space="preserve">5.5 Performance appraisal is carried out at defined intervals and is docu...</w:t>
+        <w:t xml:space="preserve">5.5 Performance appraisal is carried out at defined intervals and is...</w:t>
       </w:r>
     </w:p>
     <w:p>
@@ -1083,6 +1083,20 @@
       </w:pPr>
       <w:r>
         <w:t xml:space="preserve">6. Governance and responsibility</w:t>
+      </w:r>
+    </w:p>
+    <w:p>
+      <w:pPr>
+        <w:spacing w:after="20" w:before="100"/>
+      </w:pPr>
+      <w:r>
+        <w:rPr>
+          <w:b/>
+          <w:bCs/>
+          <w:sz w:val="22"/>
+          <w:szCs w:val="22"/>
+        </w:rPr>
+        <w:t xml:space="preserve">Medical Superintendent</w:t>
       </w:r>
     </w:p>
     <w:p>
@@ -1099,7 +1113,21 @@
           <w:sz w:val="22"/>
           <w:szCs w:val="22"/>
         </w:rPr>
-        <w:t xml:space="preserve">Medical Superintendent</w:t>
+        <w:t xml:space="preserve">Accountable that HRM.7 is resourced and followed.</w:t>
+      </w:r>
+    </w:p>
+    <w:p>
+      <w:pPr>
+        <w:spacing w:after="20" w:before="100"/>
+      </w:pPr>
+      <w:r>
+        <w:rPr>
+          <w:b/>
+          <w:bCs/>
+          <w:sz w:val="22"/>
+          <w:szCs w:val="22"/>
+        </w:rPr>
+        <w:t xml:space="preserve">HR In-Charge / Personnel Officer</w:t>
       </w:r>
     </w:p>
     <w:p>
@@ -1116,7 +1144,21 @@
           <w:sz w:val="22"/>
           <w:szCs w:val="22"/>
         </w:rPr>
-        <w:t xml:space="preserve">Accountable that HRM.7 is resourced and followed.</w:t>
+        <w:t xml:space="preserve">Owns day-to-day implementation and records for this standard.</w:t>
+      </w:r>
+    </w:p>
+    <w:p>
+      <w:pPr>
+        <w:spacing w:after="20" w:before="100"/>
+      </w:pPr>
+      <w:r>
+        <w:rPr>
+          <w:b/>
+          <w:bCs/>
+          <w:sz w:val="22"/>
+          <w:szCs w:val="22"/>
+        </w:rPr>
+        <w:t xml:space="preserve">Quality Coordinator</w:t>
       </w:r>
     </w:p>
     <w:p>
@@ -1133,7 +1175,21 @@
           <w:sz w:val="22"/>
           <w:szCs w:val="22"/>
         </w:rPr>
-        <w:t xml:space="preserve">HR In-Charge / Personnel Officer</w:t>
+        <w:t xml:space="preserve">Audits this policy «quarterly»; holds training acknowledgements.</w:t>
+      </w:r>
+    </w:p>
+    <w:p>
+      <w:pPr>
+        <w:spacing w:after="20" w:before="100"/>
+      </w:pPr>
+      <w:r>
+        <w:rPr>
+          <w:b/>
+          <w:bCs/>
+          <w:sz w:val="22"/>
+          <w:szCs w:val="22"/>
+        </w:rPr>
+        <w:t xml:space="preserve">departmental leaders</w:t>
       </w:r>
     </w:p>
     <w:p>
@@ -1150,7 +1206,28 @@
           <w:sz w:val="22"/>
           <w:szCs w:val="22"/>
         </w:rPr>
-        <w:t xml:space="preserve">Owns day-to-day implementation and records for this standard.</w:t>
+        <w:t xml:space="preserve">Run the department-level duties this standard names.</w:t>
+      </w:r>
+    </w:p>
+    <w:p>
+      <w:pPr>
+        <w:pStyle w:val="Heading1"/>
+        <w:spacing w:after="120" w:before="280"/>
+      </w:pPr>
+      <w:r>
+        <w:t xml:space="preserve">7. Quality monitoring (RCA → CAPA)</w:t>
+      </w:r>
+    </w:p>
+    <w:p>
+      <w:pPr>
+        <w:spacing w:after="140"/>
+      </w:pPr>
+      <w:r>
+        <w:rPr>
+          <w:sz w:val="22"/>
+          <w:szCs w:val="22"/>
+        </w:rPr>
+        <w:t xml:space="preserve">The Quality Coordinator audits this policy «quarterly». The audit reviews:</w:t>
       </w:r>
     </w:p>
     <w:p>
@@ -1167,7 +1244,7 @@
           <w:sz w:val="22"/>
           <w:szCs w:val="22"/>
         </w:rPr>
-        <w:t xml:space="preserve">Quality Coordinator</w:t>
+        <w:t xml:space="preserve">Records for a sample of this standard's objective elements, checked against the What-we-do steps.</w:t>
       </w:r>
     </w:p>
     <w:p>
@@ -1184,7 +1261,7 @@
           <w:sz w:val="22"/>
           <w:szCs w:val="22"/>
         </w:rPr>
-        <w:t xml:space="preserve">Audits this policy «quarterly»; holds training acknowledgements.</w:t>
+        <w:t xml:space="preserve">Documentary evidence is on file for each asterisked objective element in the sample.</w:t>
       </w:r>
     </w:p>
     <w:p>
@@ -1201,125 +1278,19 @@
           <w:sz w:val="22"/>
           <w:szCs w:val="22"/>
         </w:rPr>
-        <w:t xml:space="preserve">departmental leaders</w:t>
-      </w:r>
-    </w:p>
-    <w:p>
-      <w:pPr>
-        <w:pStyle w:val="ListParagraph"/>
-        <w:numPr>
-          <w:ilvl w:val="0"/>
-          <w:numId w:val="1"/>
-        </w:numPr>
-        <w:spacing w:after="60"/>
-      </w:pPr>
-      <w:r>
-        <w:rPr>
-          <w:sz w:val="22"/>
-          <w:szCs w:val="22"/>
-        </w:rPr>
-        <w:t xml:space="preserve">Run the department-level duties this standard names.</w:t>
-      </w:r>
-    </w:p>
-    <w:p>
-      <w:pPr>
-        <w:pStyle w:val="Heading1"/>
-        <w:spacing w:after="120" w:before="280"/>
-      </w:pPr>
-      <w:r>
-        <w:t xml:space="preserve">7. Quality monitoring (RCA → CAPA)</w:t>
-      </w:r>
-    </w:p>
-    <w:p>
-      <w:pPr>
-        <w:spacing w:after="140"/>
-      </w:pPr>
-      <w:r>
-        <w:rPr>
-          <w:sz w:val="22"/>
-          <w:szCs w:val="22"/>
-        </w:rPr>
-        <w:t xml:space="preserve">The Quality Coordinator audits this policy «quarterly».</w:t>
-      </w:r>
-    </w:p>
-    <w:p>
-      <w:pPr>
-        <w:spacing w:after="140"/>
-      </w:pPr>
-      <w:r>
-        <w:rPr>
-          <w:sz w:val="22"/>
-          <w:szCs w:val="22"/>
-        </w:rPr>
-        <w:t xml:space="preserve">What is monitored each quarter:</w:t>
-      </w:r>
-    </w:p>
-    <w:p>
-      <w:pPr>
-        <w:pStyle w:val="ListParagraph"/>
-        <w:numPr>
-          <w:ilvl w:val="0"/>
-          <w:numId w:val="1"/>
-        </w:numPr>
-        <w:spacing w:after="60"/>
-      </w:pPr>
-      <w:r>
-        <w:rPr>
-          <w:sz w:val="22"/>
-          <w:szCs w:val="22"/>
-        </w:rPr>
-        <w:t xml:space="preserve">Sample of records for each OE HRM.7.a–e.</w:t>
-      </w:r>
-    </w:p>
-    <w:p>
-      <w:pPr>
-        <w:pStyle w:val="ListParagraph"/>
-        <w:numPr>
-          <w:ilvl w:val="0"/>
-          <w:numId w:val="1"/>
-        </w:numPr>
-        <w:spacing w:after="60"/>
-      </w:pPr>
-      <w:r>
-        <w:rPr>
-          <w:sz w:val="22"/>
-          <w:szCs w:val="22"/>
-        </w:rPr>
-        <w:t xml:space="preserve">Asterisked elements (a) have document evidence as required.</w:t>
-      </w:r>
-    </w:p>
-    <w:p>
-      <w:pPr>
-        <w:pStyle w:val="ListParagraph"/>
-        <w:numPr>
-          <w:ilvl w:val="0"/>
-          <w:numId w:val="1"/>
-        </w:numPr>
-        <w:spacing w:after="60"/>
-      </w:pPr>
-      <w:r>
-        <w:rPr>
-          <w:sz w:val="22"/>
-          <w:szCs w:val="22"/>
-        </w:rPr>
-        <w:t xml:space="preserve">CORE elements (none) show no critical gaps in the sample.</w:t>
-      </w:r>
-    </w:p>
-    <w:p>
-      <w:pPr>
-        <w:pStyle w:val="ListParagraph"/>
-        <w:numPr>
-          <w:ilvl w:val="0"/>
-          <w:numId w:val="1"/>
-        </w:numPr>
-        <w:spacing w:after="60"/>
-      </w:pPr>
-      <w:r>
-        <w:rPr>
-          <w:sz w:val="22"/>
-          <w:szCs w:val="22"/>
-        </w:rPr>
         <w:t xml:space="preserve">Stop-work events (if any) are logged with outcome.</w:t>
+      </w:r>
+    </w:p>
+    <w:p>
+      <w:pPr>
+        <w:spacing w:after="140"/>
+      </w:pPr>
+      <w:r>
+        <w:rPr>
+          <w:sz w:val="22"/>
+          <w:szCs w:val="22"/>
+        </w:rPr>
+        <w:t xml:space="preserve">Root-cause analysis is required when a gap found in this audit remains open beyond «90 days».</w:t>
       </w:r>
     </w:p>
     <w:p>
@@ -2886,7 +2857,7 @@
           <w:sz w:val="22"/>
           <w:szCs w:val="22"/>
         </w:rPr>
-        <w:t xml:space="preserve">Records showing HRM.7.a was followed for sampled cases.</w:t>
+        <w:t xml:space="preserve">Performance-appraisal record for all staff categories, including the organisation head and doctors.</w:t>
       </w:r>
     </w:p>
     <w:p>
@@ -2903,7 +2874,7 @@
           <w:sz w:val="22"/>
           <w:szCs w:val="22"/>
         </w:rPr>
-        <w:t xml:space="preserve">Written guidance / protocol referenced for this element (where required).</w:t>
+        <w:t xml:space="preserve">Competency-assessment record where appropriate.</w:t>
       </w:r>
     </w:p>
     <w:p>
@@ -2920,7 +2891,16 @@
           <w:sz w:val="22"/>
           <w:szCs w:val="22"/>
         </w:rPr>
-        <w:t xml:space="preserve">Audit sample notes for HRM.7.a reviewed «quarterly».</w:t>
+        <w:t xml:space="preserve">Contractor-conducted appraisal record for outsourced staff.</w:t>
+      </w:r>
+    </w:p>
+    <w:p>
+      <w:pPr>
+        <w:pStyle w:val="Heading2"/>
+        <w:spacing w:after="100" w:before="220"/>
+      </w:pPr>
+      <w:r>
+        <w:t xml:space="preserve">HRM.7.b — The staff are made aware of the system of appraisal at the time of induction.</w:t>
       </w:r>
     </w:p>
     <w:p>
@@ -2937,16 +2917,7 @@
           <w:sz w:val="22"/>
           <w:szCs w:val="22"/>
         </w:rPr>
-        <w:t xml:space="preserve">Documented evidence specifically required by the asterisked objective element.</w:t>
-      </w:r>
-    </w:p>
-    <w:p>
-      <w:pPr>
-        <w:pStyle w:val="Heading2"/>
-        <w:spacing w:after="100" w:before="220"/>
-      </w:pPr>
-      <w:r>
-        <w:t xml:space="preserve">HRM.7.b — The staff are made aware of the system of appraisal at the time of induction.</w:t>
+        <w:t xml:space="preserve">Appraisal-system-awareness record at induction.</w:t>
       </w:r>
     </w:p>
     <w:p>
@@ -2963,7 +2934,7 @@
           <w:sz w:val="22"/>
           <w:szCs w:val="22"/>
         </w:rPr>
-        <w:t xml:space="preserve">Records showing HRM.7.b was followed for sampled cases.</w:t>
+        <w:t xml:space="preserve">Service-booklet or induction-material reference.</w:t>
       </w:r>
     </w:p>
     <w:p>
@@ -2980,7 +2951,16 @@
           <w:sz w:val="22"/>
           <w:szCs w:val="22"/>
         </w:rPr>
-        <w:t xml:space="preserve">Written guidance / protocol referenced for this element (where required).</w:t>
+        <w:t xml:space="preserve">Staff-acknowledgement record.</w:t>
+      </w:r>
+    </w:p>
+    <w:p>
+      <w:pPr>
+        <w:pStyle w:val="Heading2"/>
+        <w:spacing w:after="100" w:before="220"/>
+      </w:pPr>
+      <w:r>
+        <w:t xml:space="preserve">HRM.7.c — Performance is evaluated based on the pre-determined criteria.</w:t>
       </w:r>
     </w:p>
     <w:p>
@@ -2997,16 +2977,7 @@
           <w:sz w:val="22"/>
           <w:szCs w:val="22"/>
         </w:rPr>
-        <w:t xml:space="preserve">Audit sample notes for HRM.7.b reviewed «quarterly».</w:t>
-      </w:r>
-    </w:p>
-    <w:p>
-      <w:pPr>
-        <w:pStyle w:val="Heading2"/>
-        <w:spacing w:after="100" w:before="220"/>
-      </w:pPr>
-      <w:r>
-        <w:t xml:space="preserve">HRM.7.c — Performance is evaluated based on the pre-determined criteria.</w:t>
+        <w:t xml:space="preserve">Pre-determined-criteria document — key performance indicators or key result areas derived from the job description.</w:t>
       </w:r>
     </w:p>
     <w:p>
@@ -3023,7 +2994,7 @@
           <w:sz w:val="22"/>
           <w:szCs w:val="22"/>
         </w:rPr>
-        <w:t xml:space="preserve">Records showing HRM.7.c was followed for sampled cases.</w:t>
+        <w:t xml:space="preserve">Evaluation record against those criteria.</w:t>
       </w:r>
     </w:p>
     <w:p>
@@ -3040,7 +3011,16 @@
           <w:sz w:val="22"/>
           <w:szCs w:val="22"/>
         </w:rPr>
-        <w:t xml:space="preserve">Written guidance / protocol referenced for this element (where required).</w:t>
+        <w:t xml:space="preserve">Job-description cross-reference record.</w:t>
+      </w:r>
+    </w:p>
+    <w:p>
+      <w:pPr>
+        <w:pStyle w:val="Heading2"/>
+        <w:spacing w:after="100" w:before="220"/>
+      </w:pPr>
+      <w:r>
+        <w:t xml:space="preserve">HRM.7.d — The appraisal system is used as a tool for further development.</w:t>
       </w:r>
     </w:p>
     <w:p>
@@ -3057,16 +3037,7 @@
           <w:sz w:val="22"/>
           <w:szCs w:val="22"/>
         </w:rPr>
-        <w:t xml:space="preserve">Audit sample notes for HRM.7.c reviewed «quarterly».</w:t>
-      </w:r>
-    </w:p>
-    <w:p>
-      <w:pPr>
-        <w:pStyle w:val="Heading2"/>
-        <w:spacing w:after="100" w:before="220"/>
-      </w:pPr>
-      <w:r>
-        <w:t xml:space="preserve">HRM.7.d — The appraisal system is used as a tool for further development.</w:t>
+        <w:t xml:space="preserve">Development-action record from the appraisal — training requirement identified.</w:t>
       </w:r>
     </w:p>
     <w:p>
@@ -3083,7 +3054,7 @@
           <w:sz w:val="22"/>
           <w:szCs w:val="22"/>
         </w:rPr>
-        <w:t xml:space="preserve">Records showing HRM.7.d was followed for sampled cases.</w:t>
+        <w:t xml:space="preserve">Key-result-area and training-need-assessment record.</w:t>
       </w:r>
     </w:p>
     <w:p>
@@ -3100,7 +3071,16 @@
           <w:sz w:val="22"/>
           <w:szCs w:val="22"/>
         </w:rPr>
-        <w:t xml:space="preserve">Written guidance / protocol referenced for this element (where required).</w:t>
+        <w:t xml:space="preserve">Underperformance-management written-guidance record.</w:t>
+      </w:r>
+    </w:p>
+    <w:p>
+      <w:pPr>
+        <w:pStyle w:val="Heading2"/>
+        <w:spacing w:after="100" w:before="220"/>
+      </w:pPr>
+      <w:r>
+        <w:t xml:space="preserve">HRM.7.e — Performance appraisal is carried out at defined intervals and is documented.</w:t>
       </w:r>
     </w:p>
     <w:p>
@@ -3117,16 +3097,7 @@
           <w:sz w:val="22"/>
           <w:szCs w:val="22"/>
         </w:rPr>
-        <w:t xml:space="preserve">Audit sample notes for HRM.7.d reviewed «quarterly».</w:t>
-      </w:r>
-    </w:p>
-    <w:p>
-      <w:pPr>
-        <w:pStyle w:val="Heading2"/>
-        <w:spacing w:after="100" w:before="220"/>
-      </w:pPr>
-      <w:r>
-        <w:t xml:space="preserve">HRM.7.e — Performance appraisal is carried out at defined intervals and is documented.</w:t>
+        <w:t xml:space="preserve">Dated performance-appraisal record, at least annually.</w:t>
       </w:r>
     </w:p>
     <w:p>
@@ -3143,7 +3114,7 @@
           <w:sz w:val="22"/>
           <w:szCs w:val="22"/>
         </w:rPr>
-        <w:t xml:space="preserve">Records showing HRM.7.e was followed for sampled cases.</w:t>
+        <w:t xml:space="preserve">Documentation-completeness record.</w:t>
       </w:r>
     </w:p>
     <w:p>
@@ -3160,24 +3131,7 @@
           <w:sz w:val="22"/>
           <w:szCs w:val="22"/>
         </w:rPr>
-        <w:t xml:space="preserve">Written guidance / protocol referenced for this element (where required).</w:t>
-      </w:r>
-    </w:p>
-    <w:p>
-      <w:pPr>
-        <w:pStyle w:val="ListParagraph"/>
-        <w:numPr>
-          <w:ilvl w:val="0"/>
-          <w:numId w:val="1"/>
-        </w:numPr>
-        <w:spacing w:after="60"/>
-      </w:pPr>
-      <w:r>
-        <w:rPr>
-          <w:sz w:val="22"/>
-          <w:szCs w:val="22"/>
-        </w:rPr>
-        <w:t xml:space="preserve">Audit sample notes for HRM.7.e reviewed «quarterly».</w:t>
+        <w:t xml:space="preserve">Appraisal-cycle-tracking record confirming no missed year.</w:t>
       </w:r>
     </w:p>
     <w:p>

--- a/policies/build/preview_hco/HCO.HRM.7_v2_preview.docx
+++ b/policies/build/preview_hco/HCO.HRM.7_v2_preview.docx
@@ -692,7 +692,7 @@
           <w:sz w:val="22"/>
           <w:szCs w:val="22"/>
         </w:rPr>
-        <w:t xml:space="preserve">It covers objective elements HRM.7.a–e (5 elements).</w:t>
+        <w:t xml:space="preserve">This policy covers all 5 requirements under this standard, listed in detail below.</w:t>
       </w:r>
     </w:p>
     <w:p>
@@ -716,7 +716,7 @@
           <w:sz w:val="22"/>
           <w:szCs w:val="22"/>
         </w:rPr>
-        <w:t xml:space="preserve">This policy owns HRM.7. Related AAC, COP, MOM, PRE, IPC, PSQ, ROM and FMS duties stay with those policies — cross-reference only. Other HRM standards stay with their own policies.</w:t>
+        <w:t xml:space="preserve">This policy covers staff performance appraisal specifically. Related duties — like patient assessment, clinical care, medication management, patient rights, infection control, quality and safety monitoring, hospital governance, or facility safety — are covered in the hospital's other policies, not repeated here. Other HRM standards stay with their own policies.</w:t>
       </w:r>
     </w:p>
     <w:p>
@@ -761,19 +761,19 @@
           <w:sz w:val="22"/>
           <w:szCs w:val="22"/>
         </w:rPr>
-        <w:t xml:space="preserve">It covers 5 objective elements (HRM.7.a, HRM.7.b, HRM.7.c, HRM.7.d, HRM.7.e).</w:t>
-      </w:r>
-    </w:p>
-    <w:p>
-      <w:pPr>
-        <w:spacing w:after="140"/>
-      </w:pPr>
-      <w:r>
-        <w:rPr>
-          <w:sz w:val="22"/>
-          <w:szCs w:val="22"/>
-        </w:rPr>
-        <w:t xml:space="preserve">Boundaries: do not overwrite HCO AAC, COP, MOM, PRE, IPC, PSQ, ROM or FMS policies. Spell out abbreviations on first use in training materials. OE counts/levels/asterisks stay with the official portal Standards PDF. Method notes come from the Guidebook Interpretation paragraphs (scanned PDF; no text layer, transcribed and verified against rendered page images — see policies/source/hco6_hrm_chapter_notes.md).</w:t>
+        <w:t xml:space="preserve">This policy covers all 5 requirements under this standard, listed in detail below.</w:t>
+      </w:r>
+    </w:p>
+    <w:p>
+      <w:pPr>
+        <w:spacing w:after="140"/>
+      </w:pPr>
+      <w:r>
+        <w:rPr>
+          <w:sz w:val="22"/>
+          <w:szCs w:val="22"/>
+        </w:rPr>
+        <w:t xml:space="preserve">This policy covers staff performance appraisal specifically. Related duties — like patient assessment, clinical care, medication management, patient rights, infection control, quality and safety monitoring, hospital governance, or facility safety — are covered in the hospital's other policies, not repeated here. Spell out abbreviations on first use in training materials. OE counts/levels/asterisks stay with the official portal Standards PDF. Method notes come from the Guidebook Interpretation paragraphs (scanned PDF; no text layer, transcribed and verified against rendered page images — see policies/source/hco6_hrm_chapter_notes.md).</w:t>
       </w:r>
     </w:p>
     <w:p>
